--- a/descr_table1.docx
+++ b/descr_table1.docx
@@ -34,7 +34,6 @@
           <w:p>
             <w:pPr>
               <w:pStyle w:val="Compact"/>
-              <w:jc w:val="left"/>
             </w:pPr>
             <w:r>
               <w:t xml:space="preserve">Mean</w:t>
@@ -46,7 +45,6 @@
           <w:p>
             <w:pPr>
               <w:pStyle w:val="Compact"/>
-              <w:jc w:val="left"/>
             </w:pPr>
             <w:r>
               <w:t xml:space="preserve">SD</w:t>
@@ -58,7 +56,6 @@
           <w:p>
             <w:pPr>
               <w:pStyle w:val="Compact"/>
-              <w:jc w:val="left"/>
             </w:pPr>
             <w:r>
               <w:t xml:space="preserve">Min</w:t>
@@ -70,7 +67,6 @@
           <w:p>
             <w:pPr>
               <w:pStyle w:val="Compact"/>
-              <w:jc w:val="left"/>
             </w:pPr>
             <w:r>
               <w:t xml:space="preserve">Max</w:t>
@@ -82,7 +78,6 @@
           <w:p>
             <w:pPr>
               <w:pStyle w:val="Compact"/>
-              <w:jc w:val="left"/>
             </w:pPr>
             <w:r>
               <w:t xml:space="preserve">N</w:t>
@@ -96,7 +91,6 @@
           <w:p>
             <w:pPr>
               <w:pStyle w:val="Compact"/>
-              <w:jc w:val="left"/>
             </w:pPr>
             <w:r>
               <w:t xml:space="preserve">Democracy Score (2020)</w:t>
@@ -108,7 +102,6 @@
           <w:p>
             <w:pPr>
               <w:pStyle w:val="Compact"/>
-              <w:jc w:val="left"/>
             </w:pPr>
             <w:r>
               <w:t xml:space="preserve">0.51</w:t>
@@ -120,7 +113,6 @@
           <w:p>
             <w:pPr>
               <w:pStyle w:val="Compact"/>
-              <w:jc w:val="left"/>
             </w:pPr>
             <w:r>
               <w:t xml:space="preserve">0.25</w:t>
@@ -132,7 +124,6 @@
           <w:p>
             <w:pPr>
               <w:pStyle w:val="Compact"/>
-              <w:jc w:val="left"/>
             </w:pPr>
             <w:r>
               <w:t xml:space="preserve">0.01</w:t>
@@ -144,7 +135,6 @@
           <w:p>
             <w:pPr>
               <w:pStyle w:val="Compact"/>
-              <w:jc w:val="left"/>
             </w:pPr>
             <w:r>
               <w:t xml:space="preserve">0.91</w:t>
@@ -156,7 +146,6 @@
           <w:p>
             <w:pPr>
               <w:pStyle w:val="Compact"/>
-              <w:jc w:val="left"/>
             </w:pPr>
             <w:r>
               <w:t xml:space="preserve">179</w:t>
@@ -170,7 +159,6 @@
           <w:p>
             <w:pPr>
               <w:pStyle w:val="Compact"/>
-              <w:jc w:val="left"/>
             </w:pPr>
             <w:r>
               <w:t xml:space="preserve">Economic Inequality (2019)</w:t>
@@ -182,7 +170,6 @@
           <w:p>
             <w:pPr>
               <w:pStyle w:val="Compact"/>
-              <w:jc w:val="left"/>
             </w:pPr>
             <w:r>
               <w:t xml:space="preserve">34.36</w:t>
@@ -194,7 +181,6 @@
           <w:p>
             <w:pPr>
               <w:pStyle w:val="Compact"/>
-              <w:jc w:val="left"/>
             </w:pPr>
             <w:r>
               <w:t xml:space="preserve">6.87</w:t>
@@ -206,7 +192,6 @@
           <w:p>
             <w:pPr>
               <w:pStyle w:val="Compact"/>
-              <w:jc w:val="left"/>
             </w:pPr>
             <w:r>
               <w:t xml:space="preserve">22.60</w:t>
@@ -218,7 +203,6 @@
           <w:p>
             <w:pPr>
               <w:pStyle w:val="Compact"/>
-              <w:jc w:val="left"/>
             </w:pPr>
             <w:r>
               <w:t xml:space="preserve">48.00</w:t>
@@ -230,7 +214,6 @@
           <w:p>
             <w:pPr>
               <w:pStyle w:val="Compact"/>
-              <w:jc w:val="left"/>
             </w:pPr>
             <w:r>
               <w:t xml:space="preserve">70</w:t>
@@ -244,7 +227,6 @@
           <w:p>
             <w:pPr>
               <w:pStyle w:val="Compact"/>
-              <w:jc w:val="left"/>
             </w:pPr>
             <w:r>
               <w:t xml:space="preserve">Autocratic Regime (1984)</w:t>
@@ -256,7 +238,6 @@
           <w:p>
             <w:pPr>
               <w:pStyle w:val="Compact"/>
-              <w:jc w:val="left"/>
             </w:pPr>
             <w:r>
               <w:t xml:space="preserve">0.60</w:t>
@@ -268,7 +249,6 @@
           <w:p>
             <w:pPr>
               <w:pStyle w:val="Compact"/>
-              <w:jc w:val="left"/>
             </w:pPr>
             <w:r>
               <w:t xml:space="preserve">0.49</w:t>
@@ -280,7 +260,6 @@
           <w:p>
             <w:pPr>
               <w:pStyle w:val="Compact"/>
-              <w:jc w:val="left"/>
             </w:pPr>
             <w:r>
               <w:t xml:space="preserve">0.00</w:t>
@@ -292,7 +271,6 @@
           <w:p>
             <w:pPr>
               <w:pStyle w:val="Compact"/>
-              <w:jc w:val="left"/>
             </w:pPr>
             <w:r>
               <w:t xml:space="preserve">1.00</w:t>
@@ -304,7 +282,6 @@
           <w:p>
             <w:pPr>
               <w:pStyle w:val="Compact"/>
-              <w:jc w:val="left"/>
             </w:pPr>
             <w:r>
               <w:t xml:space="preserve">143</w:t>
@@ -318,7 +295,6 @@
           <w:p>
             <w:pPr>
               <w:pStyle w:val="Compact"/>
-              <w:jc w:val="left"/>
             </w:pPr>
             <w:r>
               <w:t xml:space="preserve">Democratic Regime (1984)</w:t>
@@ -330,7 +306,6 @@
           <w:p>
             <w:pPr>
               <w:pStyle w:val="Compact"/>
-              <w:jc w:val="left"/>
             </w:pPr>
             <w:r>
               <w:t xml:space="preserve">0.40</w:t>
@@ -342,7 +317,6 @@
           <w:p>
             <w:pPr>
               <w:pStyle w:val="Compact"/>
-              <w:jc w:val="left"/>
             </w:pPr>
             <w:r>
               <w:t xml:space="preserve">0.49</w:t>
@@ -354,7 +328,6 @@
           <w:p>
             <w:pPr>
               <w:pStyle w:val="Compact"/>
-              <w:jc w:val="left"/>
             </w:pPr>
             <w:r>
               <w:t xml:space="preserve">0.00</w:t>
@@ -366,7 +339,6 @@
           <w:p>
             <w:pPr>
               <w:pStyle w:val="Compact"/>
-              <w:jc w:val="left"/>
             </w:pPr>
             <w:r>
               <w:t xml:space="preserve">1.00</w:t>
@@ -378,7 +350,6 @@
           <w:p>
             <w:pPr>
               <w:pStyle w:val="Compact"/>
-              <w:jc w:val="left"/>
             </w:pPr>
             <w:r>
               <w:t xml:space="preserve">143</w:t>
@@ -392,7 +363,6 @@
           <w:p>
             <w:pPr>
               <w:pStyle w:val="Compact"/>
-              <w:jc w:val="left"/>
             </w:pPr>
             <w:r>
               <w:t xml:space="preserve">Liberal Democracy (2006)</w:t>
@@ -404,7 +374,6 @@
           <w:p>
             <w:pPr>
               <w:pStyle w:val="Compact"/>
-              <w:jc w:val="left"/>
             </w:pPr>
             <w:r>
               <w:t xml:space="preserve">0.43</w:t>
@@ -416,7 +385,6 @@
           <w:p>
             <w:pPr>
               <w:pStyle w:val="Compact"/>
-              <w:jc w:val="left"/>
             </w:pPr>
             <w:r>
               <w:t xml:space="preserve">0.50</w:t>
@@ -428,7 +396,6 @@
           <w:p>
             <w:pPr>
               <w:pStyle w:val="Compact"/>
-              <w:jc w:val="left"/>
             </w:pPr>
             <w:r>
               <w:t xml:space="preserve">0.00</w:t>
@@ -440,7 +407,6 @@
           <w:p>
             <w:pPr>
               <w:pStyle w:val="Compact"/>
-              <w:jc w:val="left"/>
             </w:pPr>
             <w:r>
               <w:t xml:space="preserve">1.00</w:t>
@@ -452,7 +418,6 @@
           <w:p>
             <w:pPr>
               <w:pStyle w:val="Compact"/>
-              <w:jc w:val="left"/>
             </w:pPr>
             <w:r>
               <w:t xml:space="preserve">165</w:t>
@@ -466,7 +431,6 @@
           <w:p>
             <w:pPr>
               <w:pStyle w:val="Compact"/>
-              <w:jc w:val="left"/>
             </w:pPr>
             <w:r>
               <w:t xml:space="preserve">Electoral Democracy (2006)</w:t>
@@ -478,7 +442,6 @@
           <w:p>
             <w:pPr>
               <w:pStyle w:val="Compact"/>
-              <w:jc w:val="left"/>
             </w:pPr>
             <w:r>
               <w:t xml:space="preserve">0.32</w:t>
@@ -490,7 +453,6 @@
           <w:p>
             <w:pPr>
               <w:pStyle w:val="Compact"/>
-              <w:jc w:val="left"/>
             </w:pPr>
             <w:r>
               <w:t xml:space="preserve">0.47</w:t>
@@ -502,7 +464,6 @@
           <w:p>
             <w:pPr>
               <w:pStyle w:val="Compact"/>
-              <w:jc w:val="left"/>
             </w:pPr>
             <w:r>
               <w:t xml:space="preserve">0.00</w:t>
@@ -514,7 +475,6 @@
           <w:p>
             <w:pPr>
               <w:pStyle w:val="Compact"/>
-              <w:jc w:val="left"/>
             </w:pPr>
             <w:r>
               <w:t xml:space="preserve">1.00</w:t>
@@ -526,7 +486,6 @@
           <w:p>
             <w:pPr>
               <w:pStyle w:val="Compact"/>
-              <w:jc w:val="left"/>
             </w:pPr>
             <w:r>
               <w:t xml:space="preserve">165</w:t>
@@ -540,7 +499,6 @@
           <w:p>
             <w:pPr>
               <w:pStyle w:val="Compact"/>
-              <w:jc w:val="left"/>
             </w:pPr>
             <w:r>
               <w:t xml:space="preserve">Autocracy (2006)</w:t>
@@ -552,7 +510,6 @@
           <w:p>
             <w:pPr>
               <w:pStyle w:val="Compact"/>
-              <w:jc w:val="left"/>
             </w:pPr>
             <w:r>
               <w:t xml:space="preserve">0.25</w:t>
@@ -564,7 +521,6 @@
           <w:p>
             <w:pPr>
               <w:pStyle w:val="Compact"/>
-              <w:jc w:val="left"/>
             </w:pPr>
             <w:r>
               <w:t xml:space="preserve">0.43</w:t>
@@ -576,7 +532,6 @@
           <w:p>
             <w:pPr>
               <w:pStyle w:val="Compact"/>
-              <w:jc w:val="left"/>
             </w:pPr>
             <w:r>
               <w:t xml:space="preserve">0.00</w:t>
@@ -588,7 +543,6 @@
           <w:p>
             <w:pPr>
               <w:pStyle w:val="Compact"/>
-              <w:jc w:val="left"/>
             </w:pPr>
             <w:r>
               <w:t xml:space="preserve">1.00</w:t>
@@ -600,7 +554,6 @@
           <w:p>
             <w:pPr>
               <w:pStyle w:val="Compact"/>
-              <w:jc w:val="left"/>
             </w:pPr>
             <w:r>
               <w:t xml:space="preserve">165</w:t>
@@ -609,7 +562,11 @@
         </w:tc>
       </w:tr>
     </w:tbl>
-    <w:sectPr/>
+    <w:sectPr>
+      <w:footnotePr>
+        <w:numRestart w:val="eachSect"/>
+      </w:footnotePr>
+    </w:sectPr>
   </w:body>
 </w:document>
 </file>
@@ -781,8 +738,6 @@
     </w:pPr>
     <w:rPr>
       <w:rFonts w:asciiTheme="majorHAnsi" w:cstheme="majorBidi" w:eastAsiaTheme="majorEastAsia" w:hAnsiTheme="majorHAnsi"/>
-      <w:spacing w:val="-10"/>
-      <w:kern w:val="28"/>
       <w:sz w:val="56"/>
       <w:szCs w:val="56"/>
     </w:rPr>
@@ -795,15 +750,13 @@
     <w:rsid w:val="00A10FD9"/>
     <w:rPr>
       <w:rFonts w:asciiTheme="majorHAnsi" w:cstheme="majorBidi" w:eastAsiaTheme="majorEastAsia" w:hAnsiTheme="majorHAnsi"/>
-      <w:spacing w:val="-10"/>
-      <w:kern w:val="28"/>
       <w:sz w:val="56"/>
       <w:szCs w:val="56"/>
     </w:rPr>
   </w:style>
   <w:style w:styleId="Subtitle" w:type="paragraph">
     <w:name w:val="Subtitle"/>
-    <w:basedOn w:val="Normal"/>
+    <w:basedOn w:val="Title"/>
     <w:next w:val="BodyText"/>
     <w:link w:val="SubtitleChar"/>
     <w:uiPriority w:val="11"/>
@@ -814,6 +767,19 @@
         <w:ilvl w:val="1"/>
       </w:numPr>
     </w:pPr>
+    <w:rPr>
+      <w:rFonts w:cstheme="majorBidi" w:eastAsiaTheme="majorEastAsia"/>
+      <w:spacing w:val="15"/>
+      <w:sz w:val="28"/>
+      <w:szCs w:val="28"/>
+    </w:rPr>
+  </w:style>
+  <w:style w:customStyle="1" w:styleId="SubtitleChar" w:type="character">
+    <w:name w:val="Subtitle Char"/>
+    <w:basedOn w:val="DefaultParagraphFont"/>
+    <w:link w:val="Subtitle"/>
+    <w:uiPriority w:val="11"/>
+    <w:rsid w:val="00A10FD9"/>
     <w:rPr>
       <w:rFonts w:cstheme="majorBidi" w:eastAsiaTheme="majorEastAsia"/>
       <w:color w:themeColor="text1" w:themeTint="A6" w:val="595959"/>
@@ -822,39 +788,33 @@
       <w:szCs w:val="28"/>
     </w:rPr>
   </w:style>
-  <w:style w:customStyle="1" w:styleId="SubtitleChar" w:type="character">
-    <w:name w:val="Subtitle Char"/>
-    <w:basedOn w:val="DefaultParagraphFont"/>
-    <w:link w:val="Subtitle"/>
-    <w:uiPriority w:val="11"/>
-    <w:rsid w:val="00A10FD9"/>
-    <w:rPr>
-      <w:rFonts w:cstheme="majorBidi" w:eastAsiaTheme="majorEastAsia"/>
-      <w:color w:themeColor="text1" w:themeTint="A6" w:val="595959"/>
-      <w:spacing w:val="15"/>
-      <w:sz w:val="28"/>
-      <w:szCs w:val="28"/>
-    </w:rPr>
-  </w:style>
   <w:style w:customStyle="1" w:styleId="Author" w:type="paragraph">
     <w:name w:val="Author"/>
+    <w:basedOn w:val="Title"/>
     <w:next w:val="BodyText"/>
     <w:qFormat/>
     <w:pPr>
       <w:keepNext/>
       <w:keepLines/>
-      <w:jc w:val="center"/>
-    </w:pPr>
+    </w:pPr>
+    <w:rPr>
+      <w:sz w:val="24"/>
+      <w:szCs w:val="24"/>
+    </w:rPr>
   </w:style>
   <w:style w:styleId="Date" w:type="paragraph">
     <w:name w:val="Date"/>
+    <w:basedOn w:val="Title"/>
     <w:next w:val="BodyText"/>
     <w:qFormat/>
     <w:pPr>
       <w:keepNext/>
       <w:keepLines/>
-      <w:jc w:val="center"/>
-    </w:pPr>
+    </w:pPr>
+    <w:rPr>
+      <w:sz w:val="24"/>
+      <w:szCs w:val="24"/>
+    </w:rPr>
   </w:style>
   <w:style w:customStyle="1" w:styleId="AbstractTitle" w:type="paragraph">
     <w:name w:val="Abstract Title"/>
@@ -869,7 +829,6 @@
     </w:pPr>
     <w:rPr>
       <w:b/>
-      <w:color w:val="345A8A"/>
       <w:sz w:val="20"/>
       <w:szCs w:val="20"/>
     </w:rPr>
